--- a/OpenWOP_A_Vendor_Neutral_Protocol_for_Durable_Portable_Agentic_Workflow_Orchestration.docx
+++ b/OpenWOP_A_Vendor_Neutral_Protocol_for_Durable_Portable_Agentic_Workflow_Orchestration.docx
@@ -762,7 +762,7 @@
           <w:rFonts w:ascii="Consolas" w:hAnsi="Consolas"/>
           <w:sz w:val="16"/>
         </w:rPr>
-        <w:t>created -&gt; [run.started] -&gt; running -&gt; (node.started -&gt; node.completed) xN -&gt; [run.completed | run.failed | run.cancelled];  running -&gt; [run.interrupted] -&gt; interrupted -&gt; [run.resumed] -&gt; running;  completed --fork(mode:replay, re-read pins)--&gt; new Run @ checkpoint</w:t>
+        <w:t>created -&gt; [run.started] -&gt; running -&gt; (node.started -&gt; node.completed) xN -&gt; [run.completed | run.failed | run.cancelled];  running -&gt; [run.paused] -&gt; paused -&gt; [run.resumed] -&gt; running;  completed --fork(mode:replay, re-read pins)--&gt; new Run @ checkpoint</w:t>
       </w:r>
     </w:p>
     <w:p>
